--- a/INCIDENT LIFECYCLE AUTOMATION IN SERVICENOW.docx
+++ b/INCIDENT LIFECYCLE AUTOMATION IN SERVICENOW.docx
@@ -9759,7 +9759,7 @@
           <w:u w:val="single"/>
         </w:rPr>
         <w:drawing>
-          <wp:anchor distT="0" distB="0" distL="114300" distR="114300" simplePos="0" relativeHeight="251659264" behindDoc="1" locked="0" layoutInCell="1" allowOverlap="1" wp14:anchorId="2AB9158D" wp14:editId="476C62D9">
+          <wp:anchor distT="0" distB="0" distL="114300" distR="114300" simplePos="0" relativeHeight="251659264" behindDoc="1" locked="0" layoutInCell="1" allowOverlap="1" wp14:anchorId="2AB9158D" wp14:editId="034E65D6">
             <wp:simplePos x="0" y="0"/>
             <wp:positionH relativeFrom="page">
               <wp:posOffset>609600</wp:posOffset>
@@ -10017,7 +10017,7 @@
           <w:noProof/>
         </w:rPr>
         <w:drawing>
-          <wp:inline distT="0" distB="0" distL="0" distR="0" wp14:anchorId="3135E1B3" wp14:editId="64055691">
+          <wp:inline distT="0" distB="0" distL="0" distR="0" wp14:anchorId="3135E1B3" wp14:editId="01A3C878">
             <wp:extent cx="6390640" cy="3522134"/>
             <wp:effectExtent l="0" t="0" r="0" b="2540"/>
             <wp:docPr id="1511682611" name="Picture 4"/>
@@ -10114,7 +10114,7 @@
           <w:u w:val="single"/>
         </w:rPr>
         <w:drawing>
-          <wp:inline distT="0" distB="0" distL="0" distR="0" wp14:anchorId="000241B1" wp14:editId="7BED91F5">
+          <wp:inline distT="0" distB="0" distL="0" distR="0" wp14:anchorId="000241B1" wp14:editId="1D347CC8">
             <wp:extent cx="6390640" cy="4021667"/>
             <wp:effectExtent l="0" t="0" r="0" b="0"/>
             <wp:docPr id="380029144" name="Picture 6"/>
@@ -10197,7 +10197,7 @@
           <w:u w:val="single"/>
         </w:rPr>
         <w:drawing>
-          <wp:inline distT="0" distB="0" distL="0" distR="0" wp14:anchorId="79D081F0" wp14:editId="0F4C4486">
+          <wp:inline distT="0" distB="0" distL="0" distR="0" wp14:anchorId="79D081F0" wp14:editId="371AE0F2">
             <wp:extent cx="6390640" cy="3223260"/>
             <wp:effectExtent l="0" t="0" r="0" b="0"/>
             <wp:docPr id="767578145" name="Picture 7"/>
@@ -10384,7 +10384,7 @@
           <w:szCs w:val="28"/>
         </w:rPr>
         <w:drawing>
-          <wp:inline distT="0" distB="0" distL="0" distR="0" wp14:anchorId="5BCFA389" wp14:editId="1E3FC3EE">
+          <wp:inline distT="0" distB="0" distL="0" distR="0" wp14:anchorId="5BCFA389" wp14:editId="25047575">
             <wp:extent cx="6390640" cy="3234055"/>
             <wp:effectExtent l="0" t="0" r="0" b="4445"/>
             <wp:docPr id="1726606876" name="Picture 8"/>
@@ -10570,7 +10570,7 @@
           <w:u w:val="single"/>
         </w:rPr>
         <w:drawing>
-          <wp:inline distT="0" distB="0" distL="0" distR="0" wp14:anchorId="6BCA5008" wp14:editId="6E145CFA">
+          <wp:inline distT="0" distB="0" distL="0" distR="0" wp14:anchorId="6BCA5008" wp14:editId="5ECACC17">
             <wp:extent cx="6390640" cy="3219450"/>
             <wp:effectExtent l="0" t="0" r="0" b="0"/>
             <wp:docPr id="54173753" name="Picture 9"/>
@@ -10651,7 +10651,7 @@
           <w:szCs w:val="28"/>
         </w:rPr>
         <w:drawing>
-          <wp:inline distT="0" distB="0" distL="0" distR="0" wp14:anchorId="29EFD5E9" wp14:editId="0B9504F3">
+          <wp:inline distT="0" distB="0" distL="0" distR="0" wp14:anchorId="29EFD5E9" wp14:editId="4205423C">
             <wp:extent cx="6390640" cy="3253105"/>
             <wp:effectExtent l="0" t="0" r="0" b="4445"/>
             <wp:docPr id="68478951" name="Picture 10"/>
@@ -10826,7 +10826,7 @@
           <w:u w:val="single"/>
         </w:rPr>
         <w:drawing>
-          <wp:inline distT="0" distB="0" distL="0" distR="0" wp14:anchorId="31E87656" wp14:editId="6F8CE75E">
+          <wp:inline distT="0" distB="0" distL="0" distR="0" wp14:anchorId="31E87656" wp14:editId="0C5C0A56">
             <wp:extent cx="6390640" cy="3237865"/>
             <wp:effectExtent l="0" t="0" r="0" b="635"/>
             <wp:docPr id="1993099384" name="Picture 11"/>
@@ -10942,7 +10942,7 @@
           <w:szCs w:val="28"/>
         </w:rPr>
         <w:drawing>
-          <wp:inline distT="0" distB="0" distL="0" distR="0" wp14:anchorId="3C3E9CF6" wp14:editId="777C1DB7">
+          <wp:inline distT="0" distB="0" distL="0" distR="0" wp14:anchorId="3C3E9CF6" wp14:editId="310E4AE5">
             <wp:extent cx="6390640" cy="3223260"/>
             <wp:effectExtent l="0" t="0" r="0" b="0"/>
             <wp:docPr id="463557475" name="Picture 12"/>
@@ -11103,7 +11103,7 @@
           <w:szCs w:val="28"/>
         </w:rPr>
         <w:drawing>
-          <wp:inline distT="0" distB="0" distL="0" distR="0" wp14:anchorId="60E116E1" wp14:editId="1065CA47">
+          <wp:inline distT="0" distB="0" distL="0" distR="0" wp14:anchorId="60E116E1" wp14:editId="75EA1AAD">
             <wp:extent cx="6390640" cy="3219450"/>
             <wp:effectExtent l="0" t="0" r="0" b="0"/>
             <wp:docPr id="929866513" name="Picture 13"/>
@@ -11256,7 +11256,7 @@
           <w:u w:val="single"/>
         </w:rPr>
         <w:drawing>
-          <wp:inline distT="0" distB="0" distL="0" distR="0" wp14:anchorId="316B6BB5" wp14:editId="0B4926E5">
+          <wp:inline distT="0" distB="0" distL="0" distR="0" wp14:anchorId="316B6BB5" wp14:editId="2E791367">
             <wp:extent cx="6390640" cy="3223260"/>
             <wp:effectExtent l="0" t="0" r="0" b="0"/>
             <wp:docPr id="1804674125" name="Picture 14"/>
@@ -11327,7 +11327,7 @@
           <w:u w:val="single"/>
         </w:rPr>
         <w:drawing>
-          <wp:inline distT="0" distB="0" distL="0" distR="0" wp14:anchorId="6D28CA2E" wp14:editId="7E2923A3">
+          <wp:inline distT="0" distB="0" distL="0" distR="0" wp14:anchorId="6D28CA2E" wp14:editId="6F2D0DD8">
             <wp:extent cx="6390640" cy="3219450"/>
             <wp:effectExtent l="0" t="0" r="0" b="0"/>
             <wp:docPr id="870187896" name="Picture 15"/>
@@ -11491,7 +11491,7 @@
           <w:u w:val="single"/>
         </w:rPr>
         <w:drawing>
-          <wp:inline distT="0" distB="0" distL="0" distR="0" wp14:anchorId="603B9F08" wp14:editId="1B393EC1">
+          <wp:inline distT="0" distB="0" distL="0" distR="0" wp14:anchorId="603B9F08" wp14:editId="4FFE7075">
             <wp:extent cx="6390640" cy="3219450"/>
             <wp:effectExtent l="0" t="0" r="0" b="0"/>
             <wp:docPr id="1296600353" name="Picture 16"/>
@@ -11593,7 +11593,7 @@
           <w:szCs w:val="28"/>
         </w:rPr>
         <w:drawing>
-          <wp:inline distT="0" distB="0" distL="0" distR="0" wp14:anchorId="60A5A397" wp14:editId="1FFBD579">
+          <wp:inline distT="0" distB="0" distL="0" distR="0" wp14:anchorId="60A5A397" wp14:editId="6CF6B804">
             <wp:extent cx="6390640" cy="3226435"/>
             <wp:effectExtent l="0" t="0" r="0" b="0"/>
             <wp:docPr id="442102054" name="Picture 17"/>
@@ -11758,7 +11758,7 @@
           <w:u w:val="single"/>
         </w:rPr>
         <w:drawing>
-          <wp:inline distT="0" distB="0" distL="0" distR="0" wp14:anchorId="3F9332EE" wp14:editId="1B7CDB75">
+          <wp:inline distT="0" distB="0" distL="0" distR="0" wp14:anchorId="3F9332EE" wp14:editId="79F5FCF8">
             <wp:extent cx="6390640" cy="3219450"/>
             <wp:effectExtent l="0" t="0" r="0" b="0"/>
             <wp:docPr id="1149025010" name="Picture 18"/>
@@ -12086,7 +12086,7 @@
           <w:szCs w:val="28"/>
         </w:rPr>
         <w:drawing>
-          <wp:inline distT="0" distB="0" distL="0" distR="0" wp14:anchorId="3B67E447" wp14:editId="1E5A09BE">
+          <wp:inline distT="0" distB="0" distL="0" distR="0" wp14:anchorId="3B67E447" wp14:editId="20F534C4">
             <wp:extent cx="6390640" cy="3219450"/>
             <wp:effectExtent l="0" t="0" r="0" b="0"/>
             <wp:docPr id="111059253" name="Picture 20"/>
@@ -12188,7 +12188,7 @@
           <w:szCs w:val="28"/>
         </w:rPr>
         <w:drawing>
-          <wp:inline distT="0" distB="0" distL="0" distR="0" wp14:anchorId="15A2ADD2" wp14:editId="40ABEAC3">
+          <wp:inline distT="0" distB="0" distL="0" distR="0" wp14:anchorId="15A2ADD2" wp14:editId="2DE76407">
             <wp:extent cx="6390640" cy="3219450"/>
             <wp:effectExtent l="0" t="0" r="0" b="0"/>
             <wp:docPr id="1946460933" name="Picture 21"/>
@@ -12350,7 +12350,7 @@
           <w:szCs w:val="28"/>
         </w:rPr>
         <w:drawing>
-          <wp:inline distT="0" distB="0" distL="0" distR="0" wp14:anchorId="6F7ABB52" wp14:editId="21331B52">
+          <wp:inline distT="0" distB="0" distL="0" distR="0" wp14:anchorId="6F7ABB52" wp14:editId="6433AFAD">
             <wp:extent cx="6390640" cy="3219450"/>
             <wp:effectExtent l="0" t="0" r="0" b="0"/>
             <wp:docPr id="463972050" name="Picture 22"/>
@@ -13855,6 +13855,15 @@
       </w:r>
     </w:p>
     <w:p>
+      <w:pPr>
+        <w:rPr>
+          <w:b/>
+          <w:bCs/>
+          <w:sz w:val="28"/>
+          <w:szCs w:val="28"/>
+          <w:u w:val="single"/>
+        </w:rPr>
+      </w:pPr>
       <w:r>
         <w:rPr>
           <w:rFonts w:ascii="Times New Roman" w:hAnsi="Times New Roman" w:cs="Times New Roman"/>
@@ -13867,6 +13876,17 @@
       </w:r>
       <w:r>
         <w:t xml:space="preserve"> </w:t>
+      </w:r>
+      <w:r>
+        <w:rPr>
+          <w:rFonts w:ascii="Times New Roman" w:hAnsi="Times New Roman" w:cs="Times New Roman"/>
+          <w:b/>
+          <w:bCs/>
+          <w:sz w:val="28"/>
+          <w:szCs w:val="28"/>
+          <w:u w:val="single"/>
+        </w:rPr>
+        <w:t>https://drive.google.com/file/d/11r-4uoivRHEOnRHNL11uNTAtdKpfjseh/view?usp=drive_link</w:t>
       </w:r>
     </w:p>
     <w:p>
